--- a/docs/exemples/grc/04-aipd-rgpd.docx
+++ b/docs/exemples/grc/04-aipd-rgpd.docx
@@ -1641,7 +1641,7 @@
         <w:color w:val="33403B"/>
         <w:sz w:val="13"/>
       </w:rPr>
-      <w:t>Empreinte SHA-256 de l'état de la mission à l'édition : 3ca73107646057080ff79d158338146604cc78d5156216c6344a97bdc48dabe0</w:t>
+      <w:t>Empreinte SHA-256 de l'état de la mission à l'édition : 3e8cb366ed86aa35bd97defafbf838fa2e7be95c4cc680c1fa3ed5a0b7f51633</w:t>
     </w:r>
   </w:p>
   <w:p>

--- a/docs/exemples/grc/04-aipd-rgpd.docx
+++ b/docs/exemples/grc/04-aipd-rgpd.docx
@@ -1641,7 +1641,7 @@
         <w:color w:val="33403B"/>
         <w:sz w:val="13"/>
       </w:rPr>
-      <w:t>Empreinte SHA-256 de l'état de la mission à l'édition : 3e8cb366ed86aa35bd97defafbf838fa2e7be95c4cc680c1fa3ed5a0b7f51633</w:t>
+      <w:t>Empreinte SHA-256 de l'état de la mission à l'édition : c6c4d45e568cff57cfe0161d28b9ae8c7b73842f56e0660190548ad3e4992b08</w:t>
     </w:r>
   </w:p>
   <w:p>

--- a/docs/exemples/grc/04-aipd-rgpd.docx
+++ b/docs/exemples/grc/04-aipd-rgpd.docx
@@ -250,7 +250,7 @@
                 <w:color w:val="EAF4F0"/>
                 <w:sz w:val="17"/>
               </w:rPr>
-              <w:t>30/07/2026</w:t>
+              <w:t>31/07/2026</w:t>
             </w:r>
           </w:p>
           <w:p>
@@ -799,6 +799,31 @@
       </w:tr>
     </w:tbl>
     <w:p/>
+    <w:p>
+      <w:pPr>
+        <w:spacing w:before="200" w:after="40"/>
+      </w:pPr>
+      <w:r>
+        <w:rPr>
+          <w:b/>
+          <w:i w:val="0"/>
+          <w:color w:val="0C2317"/>
+          <w:sz w:val="21"/>
+        </w:rPr>
+        <w:t>1.bis Registre des violations de données (Art. 33-34)</w:t>
+      </w:r>
+    </w:p>
+    <w:p>
+      <w:r>
+        <w:rPr>
+          <w:b w:val="0"/>
+          <w:i/>
+          <w:color w:val="6B7F78"/>
+          <w:sz w:val="18"/>
+        </w:rPr>
+        <w:t>Aucune violation de données n'a été constatée sur cette mission.</w:t>
+      </w:r>
+    </w:p>
     <w:p>
       <w:pPr>
         <w:spacing w:before="400" w:after="160"/>
@@ -1641,7 +1666,7 @@
         <w:color w:val="33403B"/>
         <w:sz w:val="13"/>
       </w:rPr>
-      <w:t>Empreinte SHA-256 de l'état de la mission à l'édition : c6c4d45e568cff57cfe0161d28b9ae8c7b73842f56e0660190548ad3e4992b08</w:t>
+      <w:t>Empreinte SHA-256 de l'état de la mission à l'édition : 870d095ccce86180b4371c414e51921b436ce7160191eb6b8b033d69f8406603</w:t>
     </w:r>
   </w:p>
   <w:p>

--- a/docs/exemples/grc/04-aipd-rgpd.docx
+++ b/docs/exemples/grc/04-aipd-rgpd.docx
@@ -1666,7 +1666,7 @@
         <w:color w:val="33403B"/>
         <w:sz w:val="13"/>
       </w:rPr>
-      <w:t>Empreinte SHA-256 de l'état de la mission à l'édition : 870d095ccce86180b4371c414e51921b436ce7160191eb6b8b033d69f8406603</w:t>
+      <w:t>Empreinte SHA-256 de l'état de la mission à l'édition : 87bdb9f2e3587ab6a25c45da3d56f8f35ba86205e49b6718241a85d4c4bee970</w:t>
     </w:r>
   </w:p>
   <w:p>
